--- a/String Mathematics/Syllabus-Learning/String-Mathematics-Series-Summary.docx
+++ b/String Mathematics/Syllabus-Learning/String-Mathematics-Series-Summary.docx
@@ -3685,10 +3685,13 @@
               <w:jc w:val="left"/>
             </w:pPr>
             <w:r>
+              <w:t xml:space="preserve">P</w:t>
+            </w:r>
+            <w:r>
               <w:rPr>
-                <w:rStyle w:val="VerbatimChar"/>
+                <w:vertAlign w:val="superscript"/>
               </w:rPr>
-              <w:t xml:space="preserve">P^f^</w:t>
+              <w:t xml:space="preserve">f</w:t>
             </w:r>
           </w:p>
         </w:tc>
@@ -3726,10 +3729,13 @@
               <w:jc w:val="left"/>
             </w:pPr>
             <w:r>
+              <w:t xml:space="preserve">B</w:t>
+            </w:r>
+            <w:r>
               <w:rPr>
-                <w:rStyle w:val="VerbatimChar"/>
+                <w:vertAlign w:val="superscript"/>
               </w:rPr>
-              <w:t xml:space="preserve">B^k\|f^</w:t>
+              <w:t xml:space="preserve">k|f</w:t>
             </w:r>
           </w:p>
         </w:tc>
@@ -3777,10 +3783,13 @@
               <w:jc w:val="left"/>
             </w:pPr>
             <w:r>
+              <w:t xml:space="preserve">jS</w:t>
+            </w:r>
+            <w:r>
               <w:rPr>
-                <w:rStyle w:val="VerbatimChar"/>
+                <w:vertAlign w:val="superscript"/>
               </w:rPr>
-              <w:t xml:space="preserve">jS^k\|f^</w:t>
+              <w:t xml:space="preserve">k|f</w:t>
             </w:r>
           </w:p>
         </w:tc>
@@ -3928,174 +3937,180 @@
               <w:jc w:val="left"/>
             </w:pPr>
             <w:r>
+              <w:t xml:space="preserve">[ sign | magnitude ]</w:t>
+            </w:r>
+          </w:p>
+        </w:tc>
+        <w:tc>
+          <w:tcPr/>
+          <w:p>
+            <w:pPr>
+              <w:pStyle w:val="Compact"/>
+              <w:jc w:val="left"/>
+            </w:pPr>
+            <w:r>
+              <w:t xml:space="preserve">The Comparative Split</w:t>
+            </w:r>
+          </w:p>
+        </w:tc>
+        <w:tc>
+          <w:tcPr/>
+          <w:p>
+            <w:pPr>
+              <w:pStyle w:val="Compact"/>
+              <w:jc w:val="left"/>
+            </w:pPr>
+            <w:r>
+              <w:t xml:space="preserve">1 §6</w:t>
+            </w:r>
+          </w:p>
+        </w:tc>
+      </w:tr>
+      <w:tr>
+        <w:tc>
+          <w:tcPr/>
+          <w:p>
+            <w:pPr>
+              <w:pStyle w:val="Compact"/>
+              <w:jc w:val="left"/>
+            </w:pPr>
+            <w:r>
+              <w:t xml:space="preserve">R</w:t>
+            </w:r>
+            <w:r>
               <w:rPr>
-                <w:rStyle w:val="VerbatimChar"/>
+                <w:vertAlign w:val="superscript"/>
               </w:rPr>
-              <w:t xml:space="preserve">[ sign \| magnitude ]</w:t>
-            </w:r>
-          </w:p>
-        </w:tc>
-        <w:tc>
-          <w:tcPr/>
-          <w:p>
-            <w:pPr>
-              <w:pStyle w:val="Compact"/>
-              <w:jc w:val="left"/>
-            </w:pPr>
-            <w:r>
-              <w:t xml:space="preserve">The Comparative Split</w:t>
-            </w:r>
-          </w:p>
-        </w:tc>
-        <w:tc>
-          <w:tcPr/>
-          <w:p>
-            <w:pPr>
-              <w:pStyle w:val="Compact"/>
-              <w:jc w:val="left"/>
-            </w:pPr>
-            <w:r>
-              <w:t xml:space="preserve">1 §6</w:t>
-            </w:r>
-          </w:p>
-        </w:tc>
-      </w:tr>
-      <w:tr>
-        <w:tc>
-          <w:tcPr/>
-          <w:p>
-            <w:pPr>
-              <w:pStyle w:val="Compact"/>
-              <w:jc w:val="left"/>
-            </w:pPr>
+              <w:t xml:space="preserve">k</w:t>
+            </w:r>
+          </w:p>
+        </w:tc>
+        <w:tc>
+          <w:tcPr/>
+          <w:p>
+            <w:pPr>
+              <w:pStyle w:val="Compact"/>
+              <w:jc w:val="left"/>
+            </w:pPr>
+            <w:r>
+              <w:t xml:space="preserve">The Root String value</w:t>
+            </w:r>
+          </w:p>
+        </w:tc>
+        <w:tc>
+          <w:tcPr/>
+          <w:p>
+            <w:pPr>
+              <w:pStyle w:val="Compact"/>
+              <w:jc w:val="left"/>
+            </w:pPr>
+            <w:r>
+              <w:t xml:space="preserve">1 §8</w:t>
+            </w:r>
+          </w:p>
+        </w:tc>
+      </w:tr>
+      <w:tr>
+        <w:tc>
+          <w:tcPr/>
+          <w:p>
+            <w:pPr>
+              <w:pStyle w:val="Compact"/>
+              <w:jc w:val="left"/>
+            </w:pPr>
+            <w:r>
+              <w:t xml:space="preserve">jS</w:t>
+            </w:r>
             <w:r>
               <w:rPr>
-                <w:rStyle w:val="VerbatimChar"/>
+                <w:vertAlign w:val="subscript"/>
               </w:rPr>
-              <w:t xml:space="preserve">R^k^</w:t>
-            </w:r>
-          </w:p>
-        </w:tc>
-        <w:tc>
-          <w:tcPr/>
-          <w:p>
-            <w:pPr>
-              <w:pStyle w:val="Compact"/>
-              <w:jc w:val="left"/>
-            </w:pPr>
-            <w:r>
-              <w:t xml:space="preserve">The Root String value</w:t>
-            </w:r>
-          </w:p>
-        </w:tc>
-        <w:tc>
-          <w:tcPr/>
-          <w:p>
-            <w:pPr>
-              <w:pStyle w:val="Compact"/>
-              <w:jc w:val="left"/>
-            </w:pPr>
-            <w:r>
-              <w:t xml:space="preserve">1 §8</w:t>
-            </w:r>
-          </w:p>
-        </w:tc>
-      </w:tr>
-      <w:tr>
-        <w:tc>
-          <w:tcPr/>
-          <w:p>
-            <w:pPr>
-              <w:pStyle w:val="Compact"/>
-              <w:jc w:val="left"/>
-            </w:pPr>
+              <w:t xml:space="preserve">÷</w:t>
+            </w:r>
+          </w:p>
+        </w:tc>
+        <w:tc>
+          <w:tcPr/>
+          <w:p>
+            <w:pPr>
+              <w:pStyle w:val="Compact"/>
+              <w:jc w:val="left"/>
+            </w:pPr>
+            <w:r>
+              <w:t xml:space="preserve">A ratio substring</w:t>
+            </w:r>
+          </w:p>
+        </w:tc>
+        <w:tc>
+          <w:tcPr/>
+          <w:p>
+            <w:pPr>
+              <w:pStyle w:val="Compact"/>
+              <w:jc w:val="left"/>
+            </w:pPr>
+            <w:r>
+              <w:t xml:space="preserve">2 §2.1</w:t>
+            </w:r>
+          </w:p>
+        </w:tc>
+      </w:tr>
+      <w:tr>
+        <w:tc>
+          <w:tcPr/>
+          <w:p>
+            <w:pPr>
+              <w:pStyle w:val="Compact"/>
+              <w:jc w:val="left"/>
+            </w:pPr>
+            <w:r>
+              <w:t xml:space="preserve">[ direction | factor ]</w:t>
+            </w:r>
+          </w:p>
+        </w:tc>
+        <w:tc>
+          <w:tcPr/>
+          <w:p>
+            <w:pPr>
+              <w:pStyle w:val="Compact"/>
+              <w:jc w:val="left"/>
+            </w:pPr>
+            <w:r>
+              <w:t xml:space="preserve">The Split in multiplicative form</w:t>
+            </w:r>
+          </w:p>
+        </w:tc>
+        <w:tc>
+          <w:tcPr/>
+          <w:p>
+            <w:pPr>
+              <w:pStyle w:val="Compact"/>
+              <w:jc w:val="left"/>
+            </w:pPr>
+            <w:r>
+              <w:t xml:space="preserve">2 §5</w:t>
+            </w:r>
+          </w:p>
+        </w:tc>
+      </w:tr>
+      <w:tr>
+        <w:tc>
+          <w:tcPr/>
+          <w:p>
+            <w:pPr>
+              <w:pStyle w:val="Compact"/>
+              <w:jc w:val="left"/>
+            </w:pPr>
+            <w:r>
+              <w:t xml:space="preserve">h</w:t>
+            </w:r>
             <w:r>
               <w:rPr>
-                <w:rStyle w:val="VerbatimChar"/>
+                <w:vertAlign w:val="subscript"/>
               </w:rPr>
-              <w:t xml:space="preserve">jS~÷~</w:t>
-            </w:r>
-          </w:p>
-        </w:tc>
-        <w:tc>
-          <w:tcPr/>
-          <w:p>
-            <w:pPr>
-              <w:pStyle w:val="Compact"/>
-              <w:jc w:val="left"/>
-            </w:pPr>
-            <w:r>
-              <w:t xml:space="preserve">A ratio substring</w:t>
-            </w:r>
-          </w:p>
-        </w:tc>
-        <w:tc>
-          <w:tcPr/>
-          <w:p>
-            <w:pPr>
-              <w:pStyle w:val="Compact"/>
-              <w:jc w:val="left"/>
-            </w:pPr>
-            <w:r>
-              <w:t xml:space="preserve">2 §2.1</w:t>
-            </w:r>
-          </w:p>
-        </w:tc>
-      </w:tr>
-      <w:tr>
-        <w:tc>
-          <w:tcPr/>
-          <w:p>
-            <w:pPr>
-              <w:pStyle w:val="Compact"/>
-              <w:jc w:val="left"/>
-            </w:pPr>
-            <w:r>
-              <w:rPr>
-                <w:rStyle w:val="VerbatimChar"/>
-              </w:rPr>
-              <w:t xml:space="preserve">[ direction \| factor ]</w:t>
-            </w:r>
-          </w:p>
-        </w:tc>
-        <w:tc>
-          <w:tcPr/>
-          <w:p>
-            <w:pPr>
-              <w:pStyle w:val="Compact"/>
-              <w:jc w:val="left"/>
-            </w:pPr>
-            <w:r>
-              <w:t xml:space="preserve">The Split in multiplicative form</w:t>
-            </w:r>
-          </w:p>
-        </w:tc>
-        <w:tc>
-          <w:tcPr/>
-          <w:p>
-            <w:pPr>
-              <w:pStyle w:val="Compact"/>
-              <w:jc w:val="left"/>
-            </w:pPr>
-            <w:r>
-              <w:t xml:space="preserve">2 §5</w:t>
-            </w:r>
-          </w:p>
-        </w:tc>
-      </w:tr>
-      <w:tr>
-        <w:tc>
-          <w:tcPr/>
-          <w:p>
-            <w:pPr>
-              <w:pStyle w:val="Compact"/>
-              <w:jc w:val="left"/>
-            </w:pPr>
-            <w:r>
-              <w:rPr>
-                <w:rStyle w:val="VerbatimChar"/>
-              </w:rPr>
-              <w:t xml:space="preserve">h~r~(a,b) = b − r·a</w:t>
+              <w:t xml:space="preserve">r</w:t>
+            </w:r>
+            <w:r>
+              <w:t xml:space="preserve">(a,b) = b − r·a</w:t>
             </w:r>
           </w:p>
         </w:tc>
@@ -4143,10 +4158,13 @@
               <w:jc w:val="left"/>
             </w:pPr>
             <w:r>
+              <w:t xml:space="preserve">jS</w:t>
+            </w:r>
+            <w:r>
               <w:rPr>
-                <w:rStyle w:val="VerbatimChar"/>
+                <w:vertAlign w:val="subscript"/>
               </w:rPr>
-              <w:t xml:space="preserve">jS~(r)~</w:t>
+              <w:t xml:space="preserve">(r)</w:t>
             </w:r>
           </w:p>
         </w:tc>
@@ -4265,16 +4283,13 @@
         <w:t xml:space="preserve"> </w:t>
       </w:r>
       <w:r>
-        <w:t xml:space="preserve">Dropping to</w:t>
-      </w:r>
-      <w:r>
-        <w:t xml:space="preserve"> </w:t>
-      </w:r>
-      <w:r>
-        <w:rPr>
-          <w:rStyle w:val="VerbatimChar"/>
-        </w:rPr>
-        <w:t xml:space="preserve">B^k^</w:t>
+        <w:t xml:space="preserve">Dropping to B</w:t>
+      </w:r>
+      <w:r>
+        <w:rPr>
+          <w:vertAlign w:val="superscript"/>
+        </w:rPr>
+        <w:t xml:space="preserve">k</w:t>
       </w:r>
       <w:r>
         <w:t xml:space="preserve"> </w:t>
